--- a/downloads/teacher/04 Units/Unit 04 - Environmental Design and Management - Spaces We Live In/Project 04 - Design a Room.docx
+++ b/downloads/teacher/04 Units/Unit 04 - Environmental Design and Management - Spaces We Live In/Project 04 - Design a Room.docx
@@ -141,7 +141,7 @@
         <w:pStyle w:val="Compact"/>
       </w:pPr>
       <w:r>
-        <w:t xml:space="preserve">NYS EDM 1. Healthy, Safe, Sustainable Living Spaces b) Identify common safety hazards found in living spaces and describe ways to minimize risks to individuals, families, and household members (state typo; two phrases fused in the PDF)</w:t>
+        <w:t xml:space="preserve">NYS EDM 1. Healthy, Safe, Sustainable Living Spaces b) Identify common safety hazards found in living spaces and describe ways to minimize risks to individuals, families, and household members (wording per the NYSED 2023 copy; the 2018 PDF fused two phrases)</w:t>
       </w:r>
     </w:p>
     <w:p>
@@ -321,7 +321,7 @@
         <w:t xml:space="preserve"> </w:t>
       </w:r>
       <w:r>
-        <w:t xml:space="preserve">One room in a home. The walls, the floor, the door, and the window are already there. Your client needs the room to work for them. Budget: $400 for furniture, storage, light, paint, and finish [update]. Five of the six client cards are Path A.</w:t>
+        <w:t xml:space="preserve">One room in a home. The walls, the floor, the door, and the window are already there. Your client needs the room to work for them. Budget: $400 for furniture, storage, light, paint, and finish. Five of the six client cards are Path A.</w:t>
       </w:r>
     </w:p>
     <w:p>
@@ -338,7 +338,7 @@
         <w:t xml:space="preserve"> </w:t>
       </w:r>
       <w:r>
-        <w:t xml:space="preserve">A whole home in 8 feet by 24 feet plus a sleeping loft. A kitchen, a bathroom, a place to work and eat, a place to sit, storage, and the loft bed. Your clients need all of it to fit and to be reachable through a three-foot door. Budget: $1,500 for the interior [update]. This is the harder path. One client card is Path B.</w:t>
+        <w:t xml:space="preserve">A whole home in 8 feet by 24 feet plus a sleeping loft. A kitchen, a bathroom, a place to work and eat, a place to sit, storage, and the loft bed. Your clients need all of it to fit and to be reachable through a three-foot door. Budget: $1,500 for the interior. This is the harder path. One client card is Path B.</w:t>
       </w:r>
     </w:p>
     <w:p>
@@ -1023,7 +1023,7 @@
               <w:jc w:val="left"/>
             </w:pPr>
             <w:r>
-              <w:t xml:space="preserve">Every piece on the plan priced from the catalog with its item number and column (new, secondhand, DIY), a running subtotal, sales tax at 8.625 percent [update], a total at or under the budget, and three justifications: one new, one secondhand, one DIY or free</w:t>
+              <w:t xml:space="preserve">Every piece on the plan priced from the catalog with its item number and column (new, secondhand, DIY), a running subtotal, sales tax at 8.625 percent, a total at or under the budget, and three justifications: one new, one secondhand, one DIY or free</w:t>
             </w:r>
           </w:p>
         </w:tc>
@@ -1804,16 +1804,7 @@
         <w:t xml:space="preserve"> </w:t>
       </w:r>
       <w:r>
-        <w:t xml:space="preserve">The Turkish, Portuguese, and Spanish lines are marked</w:t>
-      </w:r>
-      <w:r>
-        <w:t xml:space="preserve"> </w:t>
-      </w:r>
-      <w:r>
-        <w:rPr>
-          <w:rStyle w:val="TeacherNote"/>
-        </w:rPr>
-        <w:t xml:space="preserve">[check with a native speaker].</w:t>
+        <w:t xml:space="preserve">The Turkish, Portuguese, and Spanish lines are to be verified by a native speaker.</w:t>
       </w:r>
     </w:p>
     <w:tbl>
@@ -2501,7 +2492,7 @@
         <w:pStyle w:val="Compact"/>
       </w:pPr>
       <w:r>
-        <w:t xml:space="preserve">This is the synthesis project from Sal’s Brentwood Dream Home Challenge packet, rebuilt with a client, a budget, a model, and a pitch, and spread across a 40-minute daily schedule with a checkpoint every day. The Brentwood packet asked students to design a room of their own; this version asks them to design for someone else, which is the difference between EDM 2. a) (shared space, privacy needs, group needs) and a decoration exercise. The state’s own sample learning experiences for FACS include</w:t>
+        <w:t xml:space="preserve">This is the synthesis project from my Dream Home Challenge packet, rebuilt with a client, a budget, a model, and a pitch, and spread across a 40-minute daily schedule with a checkpoint every day. My packet asked students to design a room of their own; this version asks them to design for someone else, which is the difference between EDM 2. a) (shared space, privacy needs, group needs) and a decoration exercise. The state’s own sample learning experiences for FACS include</w:t>
       </w:r>
       <w:r>
         <w:t xml:space="preserve"> </w:t>
@@ -2551,15 +2542,6 @@
       <w:r>
         <w:t xml:space="preserve">The six client cards deliberately include a walker user, a wheelchair user, and a new baby, because the state’s Health, Safety, and Wellness illustrative activity for this module asks for exactly that: a floor plan revised for a family member who needs special consideration. The numbers on the cards (36-inch path, 60-inch turning circle, bed at chair height, rod at 48 inches) come from the 2010 ADA Standards and common universal design guidance.</w:t>
       </w:r>
-      <w:r>
-        <w:t xml:space="preserve"> </w:t>
-      </w:r>
-      <w:r>
-        <w:rPr>
-          <w:rStyle w:val="TeacherNote"/>
-        </w:rPr>
-        <w:t xml:space="preserve">[Sal: if a student in the class uses a wheelchair or a walker, read the cards before class and decide how to introduce them. They are meant to be real and respectful.]</w:t>
-      </w:r>
     </w:p>
     <w:p>
       <w:pPr>
@@ -2582,22 +2564,7 @@
         <w:pStyle w:val="Compact"/>
       </w:pPr>
       <w:r>
-        <w:t xml:space="preserve">Budget for the unit plan, per model: shoebox free (collected from students, families, and a shoe store from Lesson 4.6 onward); foam board about $3 to $4 per 20 by 30 sheet, two or three bases per sheet if boxes run short; card stock about $0.30; glue sticks about $0.25; scrap fabric and paint chips free from a fabric store’s remnant bin and a paint department; masking tape and markers from room stock. Target under $4 per model, realistically $2 to $3.50</w:t>
-      </w:r>
-      <w:r>
-        <w:t xml:space="preserve"> </w:t>
-      </w:r>
-      <w:r>
-        <w:rPr>
-          <w:rStyle w:val="TeacherNote"/>
-        </w:rPr>
-        <w:t xml:space="preserve">[update with your store’s prices].</w:t>
-      </w:r>
-      <w:r>
-        <w:t xml:space="preserve"> </w:t>
-      </w:r>
-      <w:r>
-        <w:t xml:space="preserve">For 25 models, about $60 to $90 if every student needs a foam base, about $20 if the boxes come in.</w:t>
+        <w:t xml:space="preserve">Budget for the unit plan, per model: shoebox free (collected from students, families, and a shoe store from Lesson 4.6 onward); foam board about $3 to $4 per 20 by 30 sheet, two or three bases per sheet if boxes run short; card stock about $0.30; glue sticks about $0.25; scrap fabric and paint chips free from a fabric store’s remnant bin and a paint department; masking tape and markers from room stock. Target under $4 per model, realistically $2 to $3.50. For 25 models, about $60 to $90 if every student needs a foam base, about $20 if the boxes come in.</w:t>
       </w:r>
     </w:p>
     <w:p>
@@ -2624,16 +2591,7 @@
         <w:t xml:space="preserve"> </w:t>
       </w:r>
       <w:r>
-        <w:t xml:space="preserve">are realistic 2026 figures for Long Island, every one marked</w:t>
-      </w:r>
-      <w:r>
-        <w:t xml:space="preserve"> </w:t>
-      </w:r>
-      <w:r>
-        <w:rPr>
-          <w:rStyle w:val="TeacherNote"/>
-        </w:rPr>
-        <w:t xml:space="preserve">[update]. The tax math works at any rate; only the teacher key’s answers move. [Sal: update the rate to your school’s county.]</w:t>
+        <w:t xml:space="preserve">are realistic 2026 figures for Long Island, every one to be refreshed before teaching. The tax math works at any rate; only the teacher key’s answers move.</w:t>
       </w:r>
     </w:p>
     <w:p>
